--- a/docs/template_act_veng.docx
+++ b/docs/template_act_veng.docx
@@ -34,7 +34,6 @@
         </w:rPr>
         <w:t xml:space="preserve">АКТ № </w:t>
       </w:r>
-      <w:proofErr w:type="gramStart"/>
       <w:r>
         <w:rPr>
           <w:sz w:val="28"/>
@@ -49,7 +48,6 @@
         </w:rPr>
         <w:t>number</w:t>
       </w:r>
-      <w:proofErr w:type="gramEnd"/>
       <w:r>
         <w:rPr>
           <w:sz w:val="28"/>
@@ -71,7 +69,6 @@
         </w:rPr>
         <w:t xml:space="preserve"> </w:t>
       </w:r>
-      <w:proofErr w:type="gramStart"/>
       <w:r>
         <w:rPr>
           <w:sz w:val="28"/>
@@ -86,7 +83,6 @@
         </w:rPr>
         <w:t>date</w:t>
       </w:r>
-      <w:proofErr w:type="gramEnd"/>
       <w:r>
         <w:rPr>
           <w:sz w:val="28"/>
@@ -101,7 +97,6 @@
         </w:rPr>
         <w:t xml:space="preserve"> г. к счёту № </w:t>
       </w:r>
-      <w:proofErr w:type="gramStart"/>
       <w:r>
         <w:rPr>
           <w:sz w:val="28"/>
@@ -116,7 +111,6 @@
         </w:rPr>
         <w:t>number</w:t>
       </w:r>
-      <w:proofErr w:type="gramEnd"/>
       <w:r>
         <w:rPr>
           <w:sz w:val="28"/>
@@ -131,7 +125,6 @@
         </w:rPr>
         <w:t xml:space="preserve"> от </w:t>
       </w:r>
-      <w:proofErr w:type="gramStart"/>
       <w:r>
         <w:rPr>
           <w:sz w:val="28"/>
@@ -146,7 +139,6 @@
         </w:rPr>
         <w:t>date</w:t>
       </w:r>
-      <w:proofErr w:type="gramEnd"/>
       <w:r>
         <w:rPr>
           <w:sz w:val="28"/>
@@ -205,7 +197,6 @@
         </w:rPr>
         <w:t xml:space="preserve">Общая стоимость выполненных работ (оказанных услуг) составляет </w:t>
       </w:r>
-      <w:proofErr w:type="gramStart"/>
       <w:r>
         <w:rPr>
           <w:sz w:val="24"/>
@@ -219,7 +210,6 @@
         </w:rPr>
         <w:t>total</w:t>
       </w:r>
-      <w:proofErr w:type="gramEnd"/>
       <w:r>
         <w:rPr>
           <w:sz w:val="24"/>
@@ -227,7 +217,6 @@
         </w:rPr>
         <w:t>_</w:t>
       </w:r>
-      <w:proofErr w:type="gramStart"/>
       <w:r>
         <w:rPr>
           <w:sz w:val="24"/>
@@ -239,15 +228,7 @@
           <w:sz w:val="24"/>
           <w:lang w:val="ru-RU"/>
         </w:rPr>
-        <w:t xml:space="preserve"> }</w:t>
-      </w:r>
-      <w:proofErr w:type="gramEnd"/>
-      <w:r>
-        <w:rPr>
-          <w:sz w:val="24"/>
-          <w:lang w:val="ru-RU"/>
-        </w:rPr>
-        <w:t>}</w:t>
+        <w:t xml:space="preserve"> }}</w:t>
       </w:r>
       <w:r>
         <w:rPr>
@@ -269,7 +250,6 @@
         </w:rPr>
         <w:t>(</w:t>
       </w:r>
-      <w:proofErr w:type="gramStart"/>
       <w:r>
         <w:rPr>
           <w:sz w:val="24"/>
@@ -283,7 +263,6 @@
         </w:rPr>
         <w:t>total</w:t>
       </w:r>
-      <w:proofErr w:type="gramEnd"/>
       <w:r>
         <w:rPr>
           <w:sz w:val="24"/>
@@ -291,7 +270,6 @@
         </w:rPr>
         <w:t>_</w:t>
       </w:r>
-      <w:proofErr w:type="gramStart"/>
       <w:r>
         <w:rPr>
           <w:sz w:val="24"/>
@@ -303,15 +281,7 @@
           <w:sz w:val="24"/>
           <w:lang w:val="ru-RU"/>
         </w:rPr>
-        <w:t xml:space="preserve"> }</w:t>
-      </w:r>
-      <w:proofErr w:type="gramEnd"/>
-      <w:r>
-        <w:rPr>
-          <w:sz w:val="24"/>
-          <w:lang w:val="ru-RU"/>
-        </w:rPr>
-        <w:t xml:space="preserve">} </w:t>
+        <w:t xml:space="preserve"> }} </w:t>
       </w:r>
       <w:r>
         <w:rPr>
@@ -346,7 +316,6 @@
         </w:rPr>
         <w:t xml:space="preserve">Заказчик: </w:t>
       </w:r>
-      <w:proofErr w:type="gramStart"/>
       <w:r>
         <w:rPr>
           <w:sz w:val="28"/>
@@ -362,23 +331,21 @@
         </w:rPr>
         <w:t>client</w:t>
       </w:r>
-      <w:proofErr w:type="gramEnd"/>
       <w:r>
         <w:rPr>
           <w:sz w:val="28"/>
           <w:szCs w:val="28"/>
           <w:lang w:val="ru-RU"/>
         </w:rPr>
-        <w:t xml:space="preserve"> }</w:t>
-      </w:r>
-      <w:proofErr w:type="gramStart"/>
+        <w:t xml:space="preserve"> }}</w:t>
+      </w:r>
       <w:r>
         <w:rPr>
           <w:sz w:val="28"/>
           <w:szCs w:val="28"/>
           <w:lang w:val="ru-RU"/>
         </w:rPr>
-        <w:t>}</w:t>
+        <w:t>,</w:t>
       </w:r>
       <w:r>
         <w:rPr>
@@ -386,24 +353,15 @@
           <w:szCs w:val="28"/>
           <w:lang w:val="ru-RU"/>
         </w:rPr>
-        <w:t>,</w:t>
+        <w:t xml:space="preserve">  {{ </w:t>
       </w:r>
       <w:r>
         <w:rPr>
           <w:sz w:val="28"/>
           <w:szCs w:val="28"/>
-          <w:lang w:val="ru-RU"/>
-        </w:rPr>
-        <w:t xml:space="preserve">  {{ </w:t>
-      </w:r>
-      <w:r>
-        <w:rPr>
-          <w:sz w:val="28"/>
-          <w:szCs w:val="28"/>
         </w:rPr>
         <w:t>phone</w:t>
       </w:r>
-      <w:proofErr w:type="gramEnd"/>
       <w:r>
         <w:rPr>
           <w:sz w:val="28"/>
@@ -492,21 +450,12 @@
               <w:spacing w:after="0" w:line="259" w:lineRule="auto"/>
               <w:ind w:left="8" w:firstLine="0"/>
             </w:pPr>
-            <w:proofErr w:type="spellStart"/>
             <w:r>
               <w:rPr>
                 <w:rFonts w:ascii="Segoe UI" w:eastAsia="Segoe UI" w:hAnsi="Segoe UI" w:cs="Segoe UI"/>
                 <w:sz w:val="20"/>
               </w:rPr>
-              <w:t>Наименование</w:t>
-            </w:r>
-            <w:proofErr w:type="spellEnd"/>
-            <w:r>
-              <w:rPr>
-                <w:rFonts w:ascii="Segoe UI" w:eastAsia="Segoe UI" w:hAnsi="Segoe UI" w:cs="Segoe UI"/>
-                <w:sz w:val="20"/>
-              </w:rPr>
-              <w:t xml:space="preserve"> </w:t>
+              <w:t xml:space="preserve">Наименование </w:t>
             </w:r>
           </w:p>
         </w:tc>
@@ -525,19 +474,11 @@
               <w:spacing w:after="0" w:line="259" w:lineRule="auto"/>
               <w:ind w:left="0" w:firstLine="0"/>
             </w:pPr>
-            <w:proofErr w:type="spellStart"/>
             <w:r>
               <w:rPr>
                 <w:sz w:val="20"/>
               </w:rPr>
-              <w:t>Шт</w:t>
-            </w:r>
-            <w:proofErr w:type="spellEnd"/>
-            <w:r>
-              <w:rPr>
-                <w:sz w:val="20"/>
-              </w:rPr>
-              <w:t xml:space="preserve">. </w:t>
+              <w:t xml:space="preserve">Шт. </w:t>
             </w:r>
           </w:p>
         </w:tc>
@@ -556,47 +497,11 @@
               <w:spacing w:after="0" w:line="259" w:lineRule="auto"/>
               <w:ind w:left="2" w:firstLine="0"/>
             </w:pPr>
-            <w:proofErr w:type="spellStart"/>
             <w:r>
               <w:rPr>
                 <w:sz w:val="20"/>
               </w:rPr>
-              <w:t>Цена</w:t>
-            </w:r>
-            <w:proofErr w:type="spellEnd"/>
-            <w:r>
-              <w:rPr>
-                <w:sz w:val="20"/>
-              </w:rPr>
-              <w:t xml:space="preserve"> </w:t>
-            </w:r>
-            <w:proofErr w:type="spellStart"/>
-            <w:r>
-              <w:rPr>
-                <w:sz w:val="20"/>
-              </w:rPr>
-              <w:t>за</w:t>
-            </w:r>
-            <w:proofErr w:type="spellEnd"/>
-            <w:r>
-              <w:rPr>
-                <w:sz w:val="20"/>
-              </w:rPr>
-              <w:t xml:space="preserve"> </w:t>
-            </w:r>
-            <w:proofErr w:type="spellStart"/>
-            <w:r>
-              <w:rPr>
-                <w:sz w:val="20"/>
-              </w:rPr>
-              <w:t>Шт</w:t>
-            </w:r>
-            <w:proofErr w:type="spellEnd"/>
-            <w:r>
-              <w:rPr>
-                <w:sz w:val="20"/>
-              </w:rPr>
-              <w:t xml:space="preserve">. </w:t>
+              <w:t xml:space="preserve">Цена за Шт. </w:t>
             </w:r>
           </w:p>
         </w:tc>
@@ -615,19 +520,11 @@
               <w:spacing w:after="0" w:line="259" w:lineRule="auto"/>
               <w:ind w:left="2" w:firstLine="0"/>
             </w:pPr>
-            <w:proofErr w:type="spellStart"/>
             <w:r>
               <w:rPr>
                 <w:sz w:val="20"/>
               </w:rPr>
-              <w:t>Сумма</w:t>
-            </w:r>
-            <w:proofErr w:type="spellEnd"/>
-            <w:r>
-              <w:rPr>
-                <w:sz w:val="20"/>
-              </w:rPr>
-              <w:t xml:space="preserve"> </w:t>
+              <w:t xml:space="preserve">Сумма </w:t>
             </w:r>
           </w:p>
         </w:tc>
@@ -660,23 +557,7 @@
                 <w:sz w:val="22"/>
                 <w:szCs w:val="22"/>
               </w:rPr>
-              <w:t xml:space="preserve">{% for item in items </w:t>
-            </w:r>
-            <w:proofErr w:type="gramStart"/>
-            <w:r>
-              <w:rPr>
-                <w:sz w:val="22"/>
-                <w:szCs w:val="22"/>
-              </w:rPr>
-              <w:t>%}{{ item.name</w:t>
-            </w:r>
-            <w:proofErr w:type="gramEnd"/>
-            <w:r>
-              <w:rPr>
-                <w:sz w:val="22"/>
-                <w:szCs w:val="22"/>
-              </w:rPr>
-              <w:t xml:space="preserve"> }}</w:t>
+              <w:t>{% for item in items %}{{ item.name }}</w:t>
             </w:r>
           </w:p>
           <w:p>
@@ -689,53 +570,12 @@
                 <w:lang w:val="en-GB"/>
               </w:rPr>
             </w:pPr>
-            <w:proofErr w:type="gramStart"/>
             <w:r>
               <w:rPr>
                 <w:sz w:val="22"/>
                 <w:szCs w:val="22"/>
               </w:rPr>
-              <w:t xml:space="preserve">{{ </w:t>
-            </w:r>
-            <w:proofErr w:type="spellStart"/>
-            <w:r>
-              <w:rPr>
-                <w:sz w:val="22"/>
-                <w:szCs w:val="22"/>
-              </w:rPr>
-              <w:t>item</w:t>
-            </w:r>
-            <w:proofErr w:type="gramEnd"/>
-            <w:r>
-              <w:rPr>
-                <w:sz w:val="22"/>
-                <w:szCs w:val="22"/>
-              </w:rPr>
-              <w:t>.</w:t>
-            </w:r>
-            <w:proofErr w:type="gramStart"/>
-            <w:r>
-              <w:rPr>
-                <w:sz w:val="22"/>
-                <w:szCs w:val="22"/>
-              </w:rPr>
-              <w:t>desc</w:t>
-            </w:r>
-            <w:proofErr w:type="spellEnd"/>
-            <w:r>
-              <w:rPr>
-                <w:sz w:val="22"/>
-                <w:szCs w:val="22"/>
-              </w:rPr>
-              <w:t xml:space="preserve"> }</w:t>
-            </w:r>
-            <w:proofErr w:type="gramEnd"/>
-            <w:r>
-              <w:rPr>
-                <w:sz w:val="22"/>
-                <w:szCs w:val="22"/>
-              </w:rPr>
-              <w:t>}</w:t>
+              <w:t>{{ item.desc }}</w:t>
             </w:r>
             <w:r>
               <w:rPr>
@@ -768,30 +608,12 @@
                 <w:lang w:val="en-GB"/>
               </w:rPr>
             </w:pPr>
-            <w:proofErr w:type="gramStart"/>
             <w:r>
               <w:rPr>
                 <w:sz w:val="22"/>
                 <w:szCs w:val="22"/>
               </w:rPr>
-              <w:t xml:space="preserve">{{ </w:t>
-            </w:r>
-            <w:proofErr w:type="spellStart"/>
-            <w:r>
-              <w:rPr>
-                <w:sz w:val="22"/>
-                <w:szCs w:val="22"/>
-              </w:rPr>
-              <w:t>item.qty</w:t>
-            </w:r>
-            <w:proofErr w:type="spellEnd"/>
-            <w:proofErr w:type="gramEnd"/>
-            <w:r>
-              <w:rPr>
-                <w:sz w:val="22"/>
-                <w:szCs w:val="22"/>
-              </w:rPr>
-              <w:t xml:space="preserve"> }}</w:t>
+              <w:t>{{ item.qty }}</w:t>
             </w:r>
           </w:p>
         </w:tc>
@@ -816,37 +638,12 @@
                 <w:lang w:val="ru-RU"/>
               </w:rPr>
             </w:pPr>
-            <w:proofErr w:type="gramStart"/>
             <w:r>
               <w:rPr>
                 <w:sz w:val="22"/>
                 <w:szCs w:val="22"/>
               </w:rPr>
-              <w:t xml:space="preserve">{{ </w:t>
-            </w:r>
-            <w:proofErr w:type="spellStart"/>
-            <w:r>
-              <w:rPr>
-                <w:sz w:val="22"/>
-                <w:szCs w:val="22"/>
-              </w:rPr>
-              <w:t>item</w:t>
-            </w:r>
-            <w:proofErr w:type="gramEnd"/>
-            <w:r>
-              <w:rPr>
-                <w:sz w:val="22"/>
-                <w:szCs w:val="22"/>
-              </w:rPr>
-              <w:t>.price</w:t>
-            </w:r>
-            <w:proofErr w:type="spellEnd"/>
-            <w:r>
-              <w:rPr>
-                <w:sz w:val="22"/>
-                <w:szCs w:val="22"/>
-              </w:rPr>
-              <w:t xml:space="preserve"> }}</w:t>
+              <w:t>{{ item.price }}</w:t>
             </w:r>
           </w:p>
         </w:tc>
@@ -871,41 +668,13 @@
                 <w:lang w:val="en-GB"/>
               </w:rPr>
             </w:pPr>
-            <w:proofErr w:type="gramStart"/>
             <w:r>
               <w:rPr>
                 <w:sz w:val="22"/>
                 <w:szCs w:val="22"/>
                 <w:lang w:val="en-GB"/>
               </w:rPr>
-              <w:t xml:space="preserve">{{ </w:t>
-            </w:r>
-            <w:proofErr w:type="spellStart"/>
-            <w:r>
-              <w:rPr>
-                <w:sz w:val="22"/>
-                <w:szCs w:val="22"/>
-                <w:lang w:val="en-GB"/>
-              </w:rPr>
-              <w:t>item</w:t>
-            </w:r>
-            <w:proofErr w:type="gramEnd"/>
-            <w:r>
-              <w:rPr>
-                <w:sz w:val="22"/>
-                <w:szCs w:val="22"/>
-                <w:lang w:val="en-GB"/>
-              </w:rPr>
-              <w:t>.total</w:t>
-            </w:r>
-            <w:proofErr w:type="spellEnd"/>
-            <w:r>
-              <w:rPr>
-                <w:sz w:val="22"/>
-                <w:szCs w:val="22"/>
-                <w:lang w:val="en-GB"/>
-              </w:rPr>
-              <w:t xml:space="preserve"> }}</w:t>
+              <w:t>{{ item.total }}</w:t>
             </w:r>
           </w:p>
         </w:tc>
@@ -941,7 +710,6 @@
               </w:rPr>
               <w:t xml:space="preserve">{% </w:t>
             </w:r>
-            <w:proofErr w:type="spellStart"/>
             <w:r>
               <w:rPr>
                 <w:sz w:val="22"/>
@@ -949,91 +717,62 @@
               </w:rPr>
               <w:t>endfor</w:t>
             </w:r>
-            <w:proofErr w:type="spellEnd"/>
             <w:r>
               <w:rPr>
                 <w:sz w:val="22"/>
                 <w:szCs w:val="22"/>
                 <w:lang w:val="ru-RU"/>
               </w:rPr>
-              <w:t xml:space="preserve"> </w:t>
-            </w:r>
-            <w:proofErr w:type="gramStart"/>
-            <w:r>
-              <w:rPr>
-                <w:sz w:val="22"/>
-                <w:szCs w:val="22"/>
-                <w:lang w:val="ru-RU"/>
-              </w:rPr>
-              <w:t>%}</w:t>
+              <w:t xml:space="preserve"> %}</w:t>
             </w:r>
             <w:r>
               <w:rPr>
                 <w:sz w:val="23"/>
                 <w:lang w:val="ru-RU"/>
               </w:rPr>
-              <w:t>Срок</w:t>
-            </w:r>
-            <w:proofErr w:type="gramEnd"/>
+              <w:t xml:space="preserve">Срок изготовления: </w:t>
+            </w:r>
             <w:r>
               <w:rPr>
                 <w:sz w:val="23"/>
                 <w:lang w:val="ru-RU"/>
               </w:rPr>
-              <w:t xml:space="preserve"> изготовления: </w:t>
-            </w:r>
-            <w:proofErr w:type="gramStart"/>
+              <w:t xml:space="preserve">{{ </w:t>
+            </w:r>
+            <w:r>
+              <w:rPr>
+                <w:sz w:val="23"/>
+                <w:lang w:val="en-GB"/>
+              </w:rPr>
+              <w:t>production</w:t>
+            </w:r>
             <w:r>
               <w:rPr>
                 <w:sz w:val="23"/>
                 <w:lang w:val="ru-RU"/>
               </w:rPr>
-              <w:t xml:space="preserve">{{ </w:t>
+              <w:t>_</w:t>
             </w:r>
             <w:r>
               <w:rPr>
                 <w:sz w:val="23"/>
                 <w:lang w:val="en-GB"/>
               </w:rPr>
-              <w:t>production</w:t>
-            </w:r>
-            <w:proofErr w:type="gramEnd"/>
+              <w:t>dates</w:t>
+            </w:r>
             <w:r>
               <w:rPr>
                 <w:sz w:val="23"/>
                 <w:lang w:val="ru-RU"/>
               </w:rPr>
-              <w:t>_</w:t>
-            </w:r>
-            <w:proofErr w:type="gramStart"/>
-            <w:r>
-              <w:rPr>
-                <w:sz w:val="23"/>
-                <w:lang w:val="en-GB"/>
-              </w:rPr>
-              <w:t>dates</w:t>
+              <w:t xml:space="preserve"> }} </w:t>
             </w:r>
             <w:r>
               <w:rPr>
                 <w:sz w:val="23"/>
                 <w:lang w:val="ru-RU"/>
               </w:rPr>
-              <w:t xml:space="preserve"> }</w:t>
-            </w:r>
-            <w:proofErr w:type="gramEnd"/>
-            <w:r>
-              <w:rPr>
-                <w:sz w:val="23"/>
-                <w:lang w:val="ru-RU"/>
-              </w:rPr>
-              <w:t xml:space="preserve">} </w:t>
-            </w:r>
-            <w:r>
-              <w:rPr>
-                <w:sz w:val="23"/>
-                <w:lang w:val="ru-RU"/>
-              </w:rPr>
-              <w:t>рабочих дней с момента поступления предоплаты</w:t>
+              <w:t>с момента поступления предоплаты</w:t>
             </w:r>
             <w:r>
               <w:rPr>
@@ -1102,19 +841,11 @@
               <w:spacing w:after="0" w:line="259" w:lineRule="auto"/>
               <w:ind w:left="2" w:firstLine="0"/>
             </w:pPr>
-            <w:proofErr w:type="spellStart"/>
             <w:r>
               <w:rPr>
                 <w:sz w:val="20"/>
               </w:rPr>
-              <w:t>Итого</w:t>
-            </w:r>
-            <w:proofErr w:type="spellEnd"/>
-            <w:r>
-              <w:rPr>
-                <w:sz w:val="20"/>
-              </w:rPr>
-              <w:t xml:space="preserve">: </w:t>
+              <w:t xml:space="preserve">Итого: </w:t>
             </w:r>
           </w:p>
         </w:tc>
@@ -1138,41 +869,13 @@
                 <w:szCs w:val="20"/>
               </w:rPr>
             </w:pPr>
-            <w:proofErr w:type="gramStart"/>
             <w:r>
               <w:rPr>
                 <w:sz w:val="20"/>
                 <w:szCs w:val="20"/>
                 <w:lang w:val="en-GB"/>
               </w:rPr>
-              <w:t xml:space="preserve">{{ </w:t>
-            </w:r>
-            <w:proofErr w:type="spellStart"/>
-            <w:r>
-              <w:rPr>
-                <w:sz w:val="20"/>
-                <w:szCs w:val="20"/>
-                <w:lang w:val="en-GB"/>
-              </w:rPr>
-              <w:t>total</w:t>
-            </w:r>
-            <w:proofErr w:type="gramEnd"/>
-            <w:r>
-              <w:rPr>
-                <w:sz w:val="20"/>
-                <w:szCs w:val="20"/>
-                <w:lang w:val="en-GB"/>
-              </w:rPr>
-              <w:t>_sum</w:t>
-            </w:r>
-            <w:proofErr w:type="spellEnd"/>
-            <w:r>
-              <w:rPr>
-                <w:sz w:val="20"/>
-                <w:szCs w:val="20"/>
-                <w:lang w:val="en-GB"/>
-              </w:rPr>
-              <w:t xml:space="preserve"> }}</w:t>
+              <w:t>{{ total_sum }}</w:t>
             </w:r>
           </w:p>
         </w:tc>
@@ -1196,19 +899,11 @@
               <w:spacing w:after="0" w:line="259" w:lineRule="auto"/>
               <w:ind w:left="8" w:firstLine="0"/>
             </w:pPr>
-            <w:proofErr w:type="spellStart"/>
             <w:r>
               <w:rPr>
                 <w:sz w:val="20"/>
               </w:rPr>
-              <w:t>Предоплата</w:t>
-            </w:r>
-            <w:proofErr w:type="spellEnd"/>
-            <w:r>
-              <w:rPr>
-                <w:sz w:val="20"/>
-              </w:rPr>
-              <w:t xml:space="preserve"> 50</w:t>
+              <w:t>Предоплата 50</w:t>
             </w:r>
             <w:r>
               <w:rPr>
@@ -1328,15 +1023,7 @@
           <w:sz w:val="28"/>
           <w:lang w:val="ru-RU"/>
         </w:rPr>
-        <w:t xml:space="preserve"> </w:t>
-      </w:r>
-      <w:proofErr w:type="gramStart"/>
-      <w:r>
-        <w:rPr>
-          <w:sz w:val="28"/>
-          <w:lang w:val="ru-RU"/>
-        </w:rPr>
-        <w:t xml:space="preserve">{{ </w:t>
+        <w:t xml:space="preserve"> {{ </w:t>
       </w:r>
       <w:r>
         <w:rPr>
@@ -1345,7 +1032,6 @@
         </w:rPr>
         <w:t>total</w:t>
       </w:r>
-      <w:proofErr w:type="gramEnd"/>
       <w:r>
         <w:rPr>
           <w:sz w:val="28"/>
@@ -1353,7 +1039,6 @@
         </w:rPr>
         <w:t>_</w:t>
       </w:r>
-      <w:proofErr w:type="gramStart"/>
       <w:r>
         <w:rPr>
           <w:sz w:val="28"/>
@@ -1366,15 +1051,7 @@
           <w:sz w:val="28"/>
           <w:lang w:val="ru-RU"/>
         </w:rPr>
-        <w:t xml:space="preserve"> }</w:t>
-      </w:r>
-      <w:proofErr w:type="gramEnd"/>
-      <w:r>
-        <w:rPr>
-          <w:sz w:val="28"/>
-          <w:lang w:val="ru-RU"/>
-        </w:rPr>
-        <w:t xml:space="preserve">} </w:t>
+        <w:t xml:space="preserve"> }} </w:t>
       </w:r>
       <w:r>
         <w:rPr>
@@ -1436,34 +1113,15 @@
           <w:sz w:val="18"/>
           <w:lang w:val="ru-RU"/>
         </w:rPr>
-        <w:t>В том числе НДС</w:t>
-      </w:r>
-      <w:proofErr w:type="gramStart"/>
+        <w:t xml:space="preserve">В том числе НДС: </w:t>
+      </w:r>
       <w:r>
         <w:rPr>
           <w:rFonts w:ascii="Arial" w:eastAsia="Arial" w:hAnsi="Arial" w:cs="Arial"/>
           <w:b/>
-          <w:sz w:val="18"/>
-          <w:lang w:val="ru-RU"/>
-        </w:rPr>
-        <w:t xml:space="preserve">: </w:t>
-      </w:r>
-      <w:r>
-        <w:rPr>
-          <w:rFonts w:ascii="Arial" w:eastAsia="Arial" w:hAnsi="Arial" w:cs="Arial"/>
-          <w:b/>
-          <w:lang w:val="ru-RU"/>
-        </w:rPr>
-        <w:t>Без</w:t>
-      </w:r>
-      <w:proofErr w:type="gramEnd"/>
-      <w:r>
-        <w:rPr>
-          <w:rFonts w:ascii="Arial" w:eastAsia="Arial" w:hAnsi="Arial" w:cs="Arial"/>
-          <w:b/>
-          <w:lang w:val="ru-RU"/>
-        </w:rPr>
-        <w:t xml:space="preserve"> налога НДС </w:t>
+          <w:lang w:val="ru-RU"/>
+        </w:rPr>
+        <w:t xml:space="preserve">Без налога НДС </w:t>
       </w:r>
     </w:p>
     <w:p>
@@ -1476,7 +1134,6 @@
           <w:lang w:val="ru-RU"/>
         </w:rPr>
       </w:pPr>
-      <w:proofErr w:type="gramStart"/>
       <w:r>
         <w:rPr>
           <w:sz w:val="24"/>
@@ -1491,7 +1148,6 @@
         </w:rPr>
         <w:t>total</w:t>
       </w:r>
-      <w:proofErr w:type="gramEnd"/>
       <w:r>
         <w:rPr>
           <w:sz w:val="24"/>
@@ -1499,7 +1155,6 @@
         </w:rPr>
         <w:t>_</w:t>
       </w:r>
-      <w:proofErr w:type="gramStart"/>
       <w:r>
         <w:rPr>
           <w:sz w:val="24"/>
@@ -1512,15 +1167,7 @@
           <w:sz w:val="24"/>
           <w:lang w:val="ru-RU"/>
         </w:rPr>
-        <w:t xml:space="preserve"> }</w:t>
-      </w:r>
-      <w:proofErr w:type="gramEnd"/>
-      <w:r>
-        <w:rPr>
-          <w:sz w:val="24"/>
-          <w:lang w:val="ru-RU"/>
-        </w:rPr>
-        <w:t xml:space="preserve">} </w:t>
+        <w:t xml:space="preserve"> }} </w:t>
       </w:r>
       <w:r>
         <w:rPr>
@@ -1641,33 +1288,11 @@
           <w:lang w:val="ru-RU"/>
         </w:rPr>
       </w:pPr>
-      <w:proofErr w:type="gramStart"/>
-      <w:r>
-        <w:rPr>
-          <w:lang w:val="ru-RU"/>
-        </w:rPr>
-        <w:t xml:space="preserve">Исполнитель:   </w:t>
-      </w:r>
-      <w:proofErr w:type="gramEnd"/>
-      <w:r>
-        <w:rPr>
-          <w:lang w:val="ru-RU"/>
-        </w:rPr>
-        <w:t xml:space="preserve">  _________________</w:t>
-      </w:r>
-      <w:proofErr w:type="gramStart"/>
-      <w:r>
-        <w:rPr>
-          <w:lang w:val="ru-RU"/>
-        </w:rPr>
-        <w:t>_  /</w:t>
-      </w:r>
-      <w:proofErr w:type="gramEnd"/>
-      <w:r>
-        <w:rPr>
-          <w:lang w:val="ru-RU"/>
-        </w:rPr>
-        <w:t xml:space="preserve"> </w:t>
+      <w:r>
+        <w:rPr>
+          <w:lang w:val="ru-RU"/>
+        </w:rPr>
+        <w:t xml:space="preserve">Исполнитель:     __________________  / </w:t>
       </w:r>
       <w:r>
         <w:rPr>
@@ -1680,21 +1305,7 @@
         <w:rPr>
           <w:lang w:val="ru-RU"/>
         </w:rPr>
-        <w:t xml:space="preserve">/                                                       </w:t>
-      </w:r>
-      <w:proofErr w:type="gramStart"/>
-      <w:r>
-        <w:rPr>
-          <w:lang w:val="ru-RU"/>
-        </w:rPr>
-        <w:t xml:space="preserve">Заказчик:   </w:t>
-      </w:r>
-      <w:proofErr w:type="gramEnd"/>
-      <w:r>
-        <w:rPr>
-          <w:lang w:val="ru-RU"/>
-        </w:rPr>
-        <w:t xml:space="preserve">_______________ / _______ /   </w:t>
+        <w:t xml:space="preserve">/                                                       Заказчик:   _______________ / _______ /   </w:t>
       </w:r>
     </w:p>
     <w:p>

--- a/docs/template_act_veng.docx
+++ b/docs/template_act_veng.docx
@@ -34,6 +34,7 @@
         </w:rPr>
         <w:t xml:space="preserve">АКТ № </w:t>
       </w:r>
+      <w:proofErr w:type="gramStart"/>
       <w:r>
         <w:rPr>
           <w:sz w:val="28"/>
@@ -48,6 +49,7 @@
         </w:rPr>
         <w:t>number</w:t>
       </w:r>
+      <w:proofErr w:type="gramEnd"/>
       <w:r>
         <w:rPr>
           <w:sz w:val="28"/>
@@ -69,6 +71,7 @@
         </w:rPr>
         <w:t xml:space="preserve"> </w:t>
       </w:r>
+      <w:proofErr w:type="gramStart"/>
       <w:r>
         <w:rPr>
           <w:sz w:val="28"/>
@@ -83,6 +86,7 @@
         </w:rPr>
         <w:t>date</w:t>
       </w:r>
+      <w:proofErr w:type="gramEnd"/>
       <w:r>
         <w:rPr>
           <w:sz w:val="28"/>
@@ -97,6 +101,7 @@
         </w:rPr>
         <w:t xml:space="preserve"> г. к счёту № </w:t>
       </w:r>
+      <w:proofErr w:type="gramStart"/>
       <w:r>
         <w:rPr>
           <w:sz w:val="28"/>
@@ -111,6 +116,7 @@
         </w:rPr>
         <w:t>number</w:t>
       </w:r>
+      <w:proofErr w:type="gramEnd"/>
       <w:r>
         <w:rPr>
           <w:sz w:val="28"/>
@@ -125,6 +131,7 @@
         </w:rPr>
         <w:t xml:space="preserve"> от </w:t>
       </w:r>
+      <w:proofErr w:type="gramStart"/>
       <w:r>
         <w:rPr>
           <w:sz w:val="28"/>
@@ -139,6 +146,7 @@
         </w:rPr>
         <w:t>date</w:t>
       </w:r>
+      <w:proofErr w:type="gramEnd"/>
       <w:r>
         <w:rPr>
           <w:sz w:val="28"/>
@@ -197,6 +205,7 @@
         </w:rPr>
         <w:t xml:space="preserve">Общая стоимость выполненных работ (оказанных услуг) составляет </w:t>
       </w:r>
+      <w:proofErr w:type="gramStart"/>
       <w:r>
         <w:rPr>
           <w:sz w:val="24"/>
@@ -210,6 +219,7 @@
         </w:rPr>
         <w:t>total</w:t>
       </w:r>
+      <w:proofErr w:type="gramEnd"/>
       <w:r>
         <w:rPr>
           <w:sz w:val="24"/>
@@ -217,6 +227,7 @@
         </w:rPr>
         <w:t>_</w:t>
       </w:r>
+      <w:proofErr w:type="gramStart"/>
       <w:r>
         <w:rPr>
           <w:sz w:val="24"/>
@@ -228,7 +239,15 @@
           <w:sz w:val="24"/>
           <w:lang w:val="ru-RU"/>
         </w:rPr>
-        <w:t xml:space="preserve"> }}</w:t>
+        <w:t xml:space="preserve"> }</w:t>
+      </w:r>
+      <w:proofErr w:type="gramEnd"/>
+      <w:r>
+        <w:rPr>
+          <w:sz w:val="24"/>
+          <w:lang w:val="ru-RU"/>
+        </w:rPr>
+        <w:t>}</w:t>
       </w:r>
       <w:r>
         <w:rPr>
@@ -250,6 +269,7 @@
         </w:rPr>
         <w:t>(</w:t>
       </w:r>
+      <w:proofErr w:type="gramStart"/>
       <w:r>
         <w:rPr>
           <w:sz w:val="24"/>
@@ -263,6 +283,7 @@
         </w:rPr>
         <w:t>total</w:t>
       </w:r>
+      <w:proofErr w:type="gramEnd"/>
       <w:r>
         <w:rPr>
           <w:sz w:val="24"/>
@@ -270,6 +291,7 @@
         </w:rPr>
         <w:t>_</w:t>
       </w:r>
+      <w:proofErr w:type="gramStart"/>
       <w:r>
         <w:rPr>
           <w:sz w:val="24"/>
@@ -281,7 +303,15 @@
           <w:sz w:val="24"/>
           <w:lang w:val="ru-RU"/>
         </w:rPr>
-        <w:t xml:space="preserve"> }} </w:t>
+        <w:t xml:space="preserve"> }</w:t>
+      </w:r>
+      <w:proofErr w:type="gramEnd"/>
+      <w:r>
+        <w:rPr>
+          <w:sz w:val="24"/>
+          <w:lang w:val="ru-RU"/>
+        </w:rPr>
+        <w:t xml:space="preserve">} </w:t>
       </w:r>
       <w:r>
         <w:rPr>
@@ -316,6 +346,7 @@
         </w:rPr>
         <w:t xml:space="preserve">Заказчик: </w:t>
       </w:r>
+      <w:proofErr w:type="gramStart"/>
       <w:r>
         <w:rPr>
           <w:sz w:val="28"/>
@@ -331,20 +362,30 @@
         </w:rPr>
         <w:t>client</w:t>
       </w:r>
+      <w:proofErr w:type="gramEnd"/>
       <w:r>
         <w:rPr>
           <w:sz w:val="28"/>
           <w:szCs w:val="28"/>
           <w:lang w:val="ru-RU"/>
         </w:rPr>
-        <w:t xml:space="preserve"> }}</w:t>
-      </w:r>
+        <w:t xml:space="preserve"> }</w:t>
+      </w:r>
+      <w:proofErr w:type="gramStart"/>
       <w:r>
         <w:rPr>
           <w:sz w:val="28"/>
           <w:szCs w:val="28"/>
           <w:lang w:val="ru-RU"/>
         </w:rPr>
+        <w:t>}</w:t>
+      </w:r>
+      <w:r>
+        <w:rPr>
+          <w:sz w:val="28"/>
+          <w:szCs w:val="28"/>
+          <w:lang w:val="ru-RU"/>
+        </w:rPr>
         <w:t>,</w:t>
       </w:r>
       <w:r>
@@ -362,6 +403,7 @@
         </w:rPr>
         <w:t>phone</w:t>
       </w:r>
+      <w:proofErr w:type="gramEnd"/>
       <w:r>
         <w:rPr>
           <w:sz w:val="28"/>
@@ -415,8 +457,9 @@
     <w:tbl>
       <w:tblPr>
         <w:tblStyle w:val="TableGrid"/>
-        <w:tblW w:w="10354" w:type="dxa"/>
+        <w:tblW w:w="9911" w:type="dxa"/>
         <w:tblInd w:w="287" w:type="dxa"/>
+        <w:tblLayout w:type="fixed"/>
         <w:tblCellMar>
           <w:top w:w="43" w:type="dxa"/>
           <w:left w:w="111" w:type="dxa"/>
@@ -425,10 +468,11 @@
         <w:tblLook w:val="04A0" w:firstRow="1" w:lastRow="0" w:firstColumn="1" w:lastColumn="0" w:noHBand="0" w:noVBand="1"/>
       </w:tblPr>
       <w:tblGrid>
-        <w:gridCol w:w="6612"/>
-        <w:gridCol w:w="978"/>
-        <w:gridCol w:w="1552"/>
-        <w:gridCol w:w="1212"/>
+        <w:gridCol w:w="556"/>
+        <w:gridCol w:w="5360"/>
+        <w:gridCol w:w="1251"/>
+        <w:gridCol w:w="1375"/>
+        <w:gridCol w:w="1369"/>
       </w:tblGrid>
       <w:tr>
         <w:trPr>
@@ -436,7 +480,7 @@
         </w:trPr>
         <w:tc>
           <w:tcPr>
-            <w:tcW w:w="6612" w:type="dxa"/>
+            <w:tcW w:w="556" w:type="dxa"/>
             <w:tcBorders>
               <w:top w:val="single" w:sz="6" w:space="0" w:color="000000"/>
               <w:left w:val="single" w:sz="6" w:space="0" w:color="000000"/>
@@ -449,19 +493,58 @@
             <w:pPr>
               <w:spacing w:after="0" w:line="259" w:lineRule="auto"/>
               <w:ind w:left="8" w:firstLine="0"/>
-            </w:pPr>
-            <w:r>
               <w:rPr>
                 <w:rFonts w:ascii="Segoe UI" w:eastAsia="Segoe UI" w:hAnsi="Segoe UI" w:cs="Segoe UI"/>
                 <w:sz w:val="20"/>
-              </w:rPr>
-              <w:t xml:space="preserve">Наименование </w:t>
+                <w:lang w:val="en-GB"/>
+              </w:rPr>
+            </w:pPr>
+            <w:r>
+              <w:rPr>
+                <w:rFonts w:ascii="Segoe UI" w:eastAsia="Segoe UI" w:hAnsi="Segoe UI" w:cs="Segoe UI"/>
+                <w:sz w:val="20"/>
+              </w:rPr>
+              <w:t>№</w:t>
             </w:r>
           </w:p>
         </w:tc>
         <w:tc>
           <w:tcPr>
-            <w:tcW w:w="978" w:type="dxa"/>
+            <w:tcW w:w="5360" w:type="dxa"/>
+            <w:tcBorders>
+              <w:top w:val="single" w:sz="6" w:space="0" w:color="000000"/>
+              <w:left w:val="single" w:sz="6" w:space="0" w:color="000000"/>
+              <w:bottom w:val="single" w:sz="6" w:space="0" w:color="000000"/>
+              <w:right w:val="single" w:sz="6" w:space="0" w:color="000000"/>
+            </w:tcBorders>
+            <w:shd w:val="clear" w:color="auto" w:fill="E2EFDA"/>
+          </w:tcPr>
+          <w:p>
+            <w:pPr>
+              <w:spacing w:after="0" w:line="259" w:lineRule="auto"/>
+              <w:ind w:left="8" w:right="827" w:firstLine="0"/>
+            </w:pPr>
+            <w:proofErr w:type="spellStart"/>
+            <w:r>
+              <w:rPr>
+                <w:rFonts w:ascii="Segoe UI" w:eastAsia="Segoe UI" w:hAnsi="Segoe UI" w:cs="Segoe UI"/>
+                <w:sz w:val="20"/>
+              </w:rPr>
+              <w:t>Наименование</w:t>
+            </w:r>
+            <w:proofErr w:type="spellEnd"/>
+            <w:r>
+              <w:rPr>
+                <w:rFonts w:ascii="Segoe UI" w:eastAsia="Segoe UI" w:hAnsi="Segoe UI" w:cs="Segoe UI"/>
+                <w:sz w:val="20"/>
+              </w:rPr>
+              <w:t xml:space="preserve"> </w:t>
+            </w:r>
+          </w:p>
+        </w:tc>
+        <w:tc>
+          <w:tcPr>
+            <w:tcW w:w="1251" w:type="dxa"/>
             <w:tcBorders>
               <w:top w:val="single" w:sz="6" w:space="0" w:color="000000"/>
               <w:left w:val="single" w:sz="6" w:space="0" w:color="000000"/>
@@ -474,17 +557,25 @@
               <w:spacing w:after="0" w:line="259" w:lineRule="auto"/>
               <w:ind w:left="0" w:firstLine="0"/>
             </w:pPr>
+            <w:proofErr w:type="spellStart"/>
             <w:r>
               <w:rPr>
                 <w:sz w:val="20"/>
               </w:rPr>
-              <w:t xml:space="preserve">Шт. </w:t>
+              <w:t>Шт</w:t>
+            </w:r>
+            <w:proofErr w:type="spellEnd"/>
+            <w:r>
+              <w:rPr>
+                <w:sz w:val="20"/>
+              </w:rPr>
+              <w:t xml:space="preserve">. </w:t>
             </w:r>
           </w:p>
         </w:tc>
         <w:tc>
           <w:tcPr>
-            <w:tcW w:w="1552" w:type="dxa"/>
+            <w:tcW w:w="1375" w:type="dxa"/>
             <w:tcBorders>
               <w:top w:val="single" w:sz="6" w:space="0" w:color="000000"/>
               <w:left w:val="single" w:sz="6" w:space="0" w:color="000000"/>
@@ -497,17 +588,53 @@
               <w:spacing w:after="0" w:line="259" w:lineRule="auto"/>
               <w:ind w:left="2" w:firstLine="0"/>
             </w:pPr>
+            <w:proofErr w:type="spellStart"/>
             <w:r>
               <w:rPr>
                 <w:sz w:val="20"/>
               </w:rPr>
-              <w:t xml:space="preserve">Цена за Шт. </w:t>
+              <w:t>Цена</w:t>
+            </w:r>
+            <w:proofErr w:type="spellEnd"/>
+            <w:r>
+              <w:rPr>
+                <w:sz w:val="20"/>
+              </w:rPr>
+              <w:t xml:space="preserve"> </w:t>
+            </w:r>
+            <w:proofErr w:type="spellStart"/>
+            <w:r>
+              <w:rPr>
+                <w:sz w:val="20"/>
+              </w:rPr>
+              <w:t>за</w:t>
+            </w:r>
+            <w:proofErr w:type="spellEnd"/>
+            <w:r>
+              <w:rPr>
+                <w:sz w:val="20"/>
+              </w:rPr>
+              <w:t xml:space="preserve"> </w:t>
+            </w:r>
+            <w:proofErr w:type="spellStart"/>
+            <w:r>
+              <w:rPr>
+                <w:sz w:val="20"/>
+              </w:rPr>
+              <w:t>Шт</w:t>
+            </w:r>
+            <w:proofErr w:type="spellEnd"/>
+            <w:r>
+              <w:rPr>
+                <w:sz w:val="20"/>
+              </w:rPr>
+              <w:t xml:space="preserve">. </w:t>
             </w:r>
           </w:p>
         </w:tc>
         <w:tc>
           <w:tcPr>
-            <w:tcW w:w="1212" w:type="dxa"/>
+            <w:tcW w:w="1369" w:type="dxa"/>
             <w:tcBorders>
               <w:top w:val="single" w:sz="6" w:space="0" w:color="000000"/>
               <w:left w:val="single" w:sz="6" w:space="0" w:color="000000"/>
@@ -520,11 +647,19 @@
               <w:spacing w:after="0" w:line="259" w:lineRule="auto"/>
               <w:ind w:left="2" w:firstLine="0"/>
             </w:pPr>
+            <w:proofErr w:type="spellStart"/>
             <w:r>
               <w:rPr>
                 <w:sz w:val="20"/>
               </w:rPr>
-              <w:t xml:space="preserve">Сумма </w:t>
+              <w:t>Сумма</w:t>
+            </w:r>
+            <w:proofErr w:type="spellEnd"/>
+            <w:r>
+              <w:rPr>
+                <w:sz w:val="20"/>
+              </w:rPr>
+              <w:t xml:space="preserve"> </w:t>
             </w:r>
           </w:p>
         </w:tc>
@@ -535,7 +670,7 @@
         </w:trPr>
         <w:tc>
           <w:tcPr>
-            <w:tcW w:w="6612" w:type="dxa"/>
+            <w:tcW w:w="556" w:type="dxa"/>
             <w:tcBorders>
               <w:top w:val="single" w:sz="6" w:space="0" w:color="000000"/>
               <w:left w:val="single" w:sz="6" w:space="0" w:color="000000"/>
@@ -557,7 +692,83 @@
                 <w:sz w:val="22"/>
                 <w:szCs w:val="22"/>
               </w:rPr>
-              <w:t>{% for item in items %}{{ item.name }}</w:t>
+              <w:t xml:space="preserve">{% for item in items </w:t>
+            </w:r>
+            <w:proofErr w:type="gramStart"/>
+            <w:r>
+              <w:rPr>
+                <w:sz w:val="22"/>
+                <w:szCs w:val="22"/>
+              </w:rPr>
+              <w:t>%}</w:t>
+            </w:r>
+            <w:r>
+              <w:rPr>
+                <w:sz w:val="22"/>
+                <w:szCs w:val="22"/>
+              </w:rPr>
+              <w:t xml:space="preserve">{{ </w:t>
+            </w:r>
+            <w:proofErr w:type="spellStart"/>
+            <w:r>
+              <w:rPr>
+                <w:sz w:val="22"/>
+                <w:szCs w:val="22"/>
+              </w:rPr>
+              <w:t>loop</w:t>
+            </w:r>
+            <w:proofErr w:type="gramEnd"/>
+            <w:r>
+              <w:rPr>
+                <w:sz w:val="22"/>
+                <w:szCs w:val="22"/>
+              </w:rPr>
+              <w:t>.index</w:t>
+            </w:r>
+            <w:proofErr w:type="spellEnd"/>
+            <w:r>
+              <w:rPr>
+                <w:sz w:val="22"/>
+                <w:szCs w:val="22"/>
+              </w:rPr>
+              <w:t xml:space="preserve"> }}</w:t>
+            </w:r>
+          </w:p>
+        </w:tc>
+        <w:tc>
+          <w:tcPr>
+            <w:tcW w:w="5360" w:type="dxa"/>
+            <w:tcBorders>
+              <w:top w:val="single" w:sz="6" w:space="0" w:color="000000"/>
+              <w:left w:val="single" w:sz="6" w:space="0" w:color="000000"/>
+              <w:bottom w:val="single" w:sz="6" w:space="0" w:color="000000"/>
+              <w:right w:val="single" w:sz="6" w:space="0" w:color="000000"/>
+            </w:tcBorders>
+          </w:tcPr>
+          <w:p>
+            <w:pPr>
+              <w:spacing w:after="0" w:line="259" w:lineRule="auto"/>
+              <w:ind w:left="8" w:firstLine="0"/>
+              <w:rPr>
+                <w:sz w:val="22"/>
+                <w:szCs w:val="22"/>
+              </w:rPr>
+            </w:pPr>
+            <w:proofErr w:type="gramStart"/>
+            <w:r>
+              <w:rPr>
+                <w:sz w:val="22"/>
+                <w:szCs w:val="22"/>
+              </w:rPr>
+              <w:t>{{ item.name</w:t>
+            </w:r>
+            <w:proofErr w:type="gramEnd"/>
+            <w:r>
+              <w:rPr>
+                <w:sz w:val="22"/>
+                <w:szCs w:val="22"/>
+              </w:rPr>
+              <w:t xml:space="preserve"> }}</w:t>
             </w:r>
           </w:p>
           <w:p>
@@ -570,12 +781,53 @@
                 <w:lang w:val="en-GB"/>
               </w:rPr>
             </w:pPr>
-            <w:r>
-              <w:rPr>
-                <w:sz w:val="22"/>
-                <w:szCs w:val="22"/>
-              </w:rPr>
-              <w:t>{{ item.desc }}</w:t>
+            <w:proofErr w:type="gramStart"/>
+            <w:r>
+              <w:rPr>
+                <w:sz w:val="22"/>
+                <w:szCs w:val="22"/>
+              </w:rPr>
+              <w:t xml:space="preserve">{{ </w:t>
+            </w:r>
+            <w:proofErr w:type="spellStart"/>
+            <w:r>
+              <w:rPr>
+                <w:sz w:val="22"/>
+                <w:szCs w:val="22"/>
+              </w:rPr>
+              <w:t>item</w:t>
+            </w:r>
+            <w:proofErr w:type="gramEnd"/>
+            <w:r>
+              <w:rPr>
+                <w:sz w:val="22"/>
+                <w:szCs w:val="22"/>
+              </w:rPr>
+              <w:t>.</w:t>
+            </w:r>
+            <w:proofErr w:type="gramStart"/>
+            <w:r>
+              <w:rPr>
+                <w:sz w:val="22"/>
+                <w:szCs w:val="22"/>
+              </w:rPr>
+              <w:t>desc</w:t>
+            </w:r>
+            <w:proofErr w:type="spellEnd"/>
+            <w:r>
+              <w:rPr>
+                <w:sz w:val="22"/>
+                <w:szCs w:val="22"/>
+              </w:rPr>
+              <w:t xml:space="preserve"> }</w:t>
+            </w:r>
+            <w:proofErr w:type="gramEnd"/>
+            <w:r>
+              <w:rPr>
+                <w:sz w:val="22"/>
+                <w:szCs w:val="22"/>
+              </w:rPr>
+              <w:t>}</w:t>
             </w:r>
             <w:r>
               <w:rPr>
@@ -589,7 +841,7 @@
         </w:tc>
         <w:tc>
           <w:tcPr>
-            <w:tcW w:w="978" w:type="dxa"/>
+            <w:tcW w:w="1251" w:type="dxa"/>
             <w:tcBorders>
               <w:top w:val="single" w:sz="6" w:space="0" w:color="000000"/>
               <w:left w:val="single" w:sz="6" w:space="0" w:color="000000"/>
@@ -608,18 +860,36 @@
                 <w:lang w:val="en-GB"/>
               </w:rPr>
             </w:pPr>
-            <w:r>
-              <w:rPr>
-                <w:sz w:val="22"/>
-                <w:szCs w:val="22"/>
-              </w:rPr>
-              <w:t>{{ item.qty }}</w:t>
+            <w:proofErr w:type="gramStart"/>
+            <w:r>
+              <w:rPr>
+                <w:sz w:val="22"/>
+                <w:szCs w:val="22"/>
+              </w:rPr>
+              <w:t xml:space="preserve">{{ </w:t>
+            </w:r>
+            <w:proofErr w:type="spellStart"/>
+            <w:r>
+              <w:rPr>
+                <w:sz w:val="22"/>
+                <w:szCs w:val="22"/>
+              </w:rPr>
+              <w:t>item.qty</w:t>
+            </w:r>
+            <w:proofErr w:type="spellEnd"/>
+            <w:proofErr w:type="gramEnd"/>
+            <w:r>
+              <w:rPr>
+                <w:sz w:val="22"/>
+                <w:szCs w:val="22"/>
+              </w:rPr>
+              <w:t xml:space="preserve"> }}</w:t>
             </w:r>
           </w:p>
         </w:tc>
         <w:tc>
           <w:tcPr>
-            <w:tcW w:w="1552" w:type="dxa"/>
+            <w:tcW w:w="1375" w:type="dxa"/>
             <w:tcBorders>
               <w:top w:val="single" w:sz="6" w:space="0" w:color="000000"/>
               <w:left w:val="single" w:sz="6" w:space="0" w:color="000000"/>
@@ -638,18 +908,43 @@
                 <w:lang w:val="ru-RU"/>
               </w:rPr>
             </w:pPr>
-            <w:r>
-              <w:rPr>
-                <w:sz w:val="22"/>
-                <w:szCs w:val="22"/>
-              </w:rPr>
-              <w:t>{{ item.price }}</w:t>
+            <w:proofErr w:type="gramStart"/>
+            <w:r>
+              <w:rPr>
+                <w:sz w:val="22"/>
+                <w:szCs w:val="22"/>
+              </w:rPr>
+              <w:t xml:space="preserve">{{ </w:t>
+            </w:r>
+            <w:proofErr w:type="spellStart"/>
+            <w:r>
+              <w:rPr>
+                <w:sz w:val="22"/>
+                <w:szCs w:val="22"/>
+              </w:rPr>
+              <w:t>item</w:t>
+            </w:r>
+            <w:proofErr w:type="gramEnd"/>
+            <w:r>
+              <w:rPr>
+                <w:sz w:val="22"/>
+                <w:szCs w:val="22"/>
+              </w:rPr>
+              <w:t>.price</w:t>
+            </w:r>
+            <w:proofErr w:type="spellEnd"/>
+            <w:r>
+              <w:rPr>
+                <w:sz w:val="22"/>
+                <w:szCs w:val="22"/>
+              </w:rPr>
+              <w:t xml:space="preserve"> }}</w:t>
             </w:r>
           </w:p>
         </w:tc>
         <w:tc>
           <w:tcPr>
-            <w:tcW w:w="1212" w:type="dxa"/>
+            <w:tcW w:w="1369" w:type="dxa"/>
             <w:tcBorders>
               <w:top w:val="single" w:sz="6" w:space="0" w:color="000000"/>
               <w:left w:val="single" w:sz="6" w:space="0" w:color="000000"/>
@@ -668,13 +963,41 @@
                 <w:lang w:val="en-GB"/>
               </w:rPr>
             </w:pPr>
+            <w:proofErr w:type="gramStart"/>
             <w:r>
               <w:rPr>
                 <w:sz w:val="22"/>
                 <w:szCs w:val="22"/>
                 <w:lang w:val="en-GB"/>
               </w:rPr>
-              <w:t>{{ item.total }}</w:t>
+              <w:t xml:space="preserve">{{ </w:t>
+            </w:r>
+            <w:proofErr w:type="spellStart"/>
+            <w:r>
+              <w:rPr>
+                <w:sz w:val="22"/>
+                <w:szCs w:val="22"/>
+                <w:lang w:val="en-GB"/>
+              </w:rPr>
+              <w:t>item</w:t>
+            </w:r>
+            <w:proofErr w:type="gramEnd"/>
+            <w:r>
+              <w:rPr>
+                <w:sz w:val="22"/>
+                <w:szCs w:val="22"/>
+                <w:lang w:val="en-GB"/>
+              </w:rPr>
+              <w:t>.total</w:t>
+            </w:r>
+            <w:proofErr w:type="spellEnd"/>
+            <w:r>
+              <w:rPr>
+                <w:sz w:val="22"/>
+                <w:szCs w:val="22"/>
+                <w:lang w:val="en-GB"/>
+              </w:rPr>
+              <w:t xml:space="preserve"> }}</w:t>
             </w:r>
           </w:p>
         </w:tc>
@@ -685,7 +1008,29 @@
         </w:trPr>
         <w:tc>
           <w:tcPr>
-            <w:tcW w:w="6612" w:type="dxa"/>
+            <w:tcW w:w="556" w:type="dxa"/>
+            <w:tcBorders>
+              <w:top w:val="single" w:sz="6" w:space="0" w:color="000000"/>
+              <w:left w:val="single" w:sz="6" w:space="0" w:color="000000"/>
+              <w:bottom w:val="single" w:sz="6" w:space="0" w:color="000000"/>
+              <w:right w:val="single" w:sz="6" w:space="0" w:color="000000"/>
+            </w:tcBorders>
+          </w:tcPr>
+          <w:p>
+            <w:pPr>
+              <w:spacing w:line="259" w:lineRule="auto"/>
+              <w:ind w:left="8" w:firstLine="0"/>
+              <w:rPr>
+                <w:sz w:val="22"/>
+                <w:szCs w:val="22"/>
+                <w:lang w:val="ru-RU"/>
+              </w:rPr>
+            </w:pPr>
+          </w:p>
+        </w:tc>
+        <w:tc>
+          <w:tcPr>
+            <w:tcW w:w="5360" w:type="dxa"/>
             <w:tcBorders>
               <w:top w:val="single" w:sz="6" w:space="0" w:color="000000"/>
               <w:left w:val="single" w:sz="6" w:space="0" w:color="000000"/>
@@ -710,6 +1055,7 @@
               </w:rPr>
               <w:t xml:space="preserve">{% </w:t>
             </w:r>
+            <w:proofErr w:type="spellStart"/>
             <w:r>
               <w:rPr>
                 <w:sz w:val="22"/>
@@ -717,28 +1063,55 @@
               </w:rPr>
               <w:t>endfor</w:t>
             </w:r>
+            <w:proofErr w:type="spellEnd"/>
             <w:r>
               <w:rPr>
                 <w:sz w:val="22"/>
                 <w:szCs w:val="22"/>
                 <w:lang w:val="ru-RU"/>
               </w:rPr>
-              <w:t xml:space="preserve"> %}</w:t>
+              <w:t xml:space="preserve"> </w:t>
+            </w:r>
+            <w:proofErr w:type="gramStart"/>
+            <w:r>
+              <w:rPr>
+                <w:sz w:val="22"/>
+                <w:szCs w:val="22"/>
+                <w:lang w:val="ru-RU"/>
+              </w:rPr>
+              <w:t>%}</w:t>
             </w:r>
             <w:r>
               <w:rPr>
                 <w:sz w:val="23"/>
                 <w:lang w:val="ru-RU"/>
               </w:rPr>
-              <w:t xml:space="preserve">Срок изготовления: </w:t>
-            </w:r>
+              <w:t>Срок</w:t>
+            </w:r>
+            <w:proofErr w:type="gramEnd"/>
             <w:r>
               <w:rPr>
                 <w:sz w:val="23"/>
                 <w:lang w:val="ru-RU"/>
               </w:rPr>
-              <w:t xml:space="preserve">{{ </w:t>
-            </w:r>
+              <w:t xml:space="preserve"> изготовления: </w:t>
+            </w:r>
+            <w:proofErr w:type="gramStart"/>
+            <w:r>
+              <w:rPr>
+                <w:sz w:val="23"/>
+                <w:lang w:val="ru-RU"/>
+              </w:rPr>
+              <w:t>{{</w:t>
+            </w:r>
+            <w:r>
+              <w:rPr>
+                <w:sz w:val="23"/>
+                <w:lang w:val="ru-RU"/>
+              </w:rPr>
+              <w:t xml:space="preserve">  </w:t>
+            </w:r>
+            <w:proofErr w:type="gramEnd"/>
             <w:r>
               <w:rPr>
                 <w:sz w:val="23"/>
@@ -753,6 +1126,7 @@
               </w:rPr>
               <w:t>_</w:t>
             </w:r>
+            <w:proofErr w:type="gramStart"/>
             <w:r>
               <w:rPr>
                 <w:sz w:val="23"/>
@@ -765,14 +1139,29 @@
                 <w:sz w:val="23"/>
                 <w:lang w:val="ru-RU"/>
               </w:rPr>
-              <w:t xml:space="preserve"> }} </w:t>
+              <w:t xml:space="preserve"> </w:t>
             </w:r>
             <w:r>
               <w:rPr>
                 <w:sz w:val="23"/>
                 <w:lang w:val="ru-RU"/>
               </w:rPr>
-              <w:t>с момента поступления предоплаты</w:t>
+              <w:t>}</w:t>
+            </w:r>
+            <w:proofErr w:type="gramEnd"/>
+            <w:r>
+              <w:rPr>
+                <w:sz w:val="23"/>
+                <w:lang w:val="ru-RU"/>
+              </w:rPr>
+              <w:t>}</w:t>
+            </w:r>
+            <w:r>
+              <w:rPr>
+                <w:sz w:val="23"/>
+                <w:lang w:val="ru-RU"/>
+              </w:rPr>
+              <w:t xml:space="preserve"> с момента поступления предоплаты</w:t>
             </w:r>
             <w:r>
               <w:rPr>
@@ -799,7 +1188,7 @@
         </w:tc>
         <w:tc>
           <w:tcPr>
-            <w:tcW w:w="978" w:type="dxa"/>
+            <w:tcW w:w="1251" w:type="dxa"/>
             <w:tcBorders>
               <w:top w:val="single" w:sz="6" w:space="0" w:color="000000"/>
               <w:left w:val="single" w:sz="6" w:space="0" w:color="000000"/>
@@ -827,7 +1216,7 @@
         </w:tc>
         <w:tc>
           <w:tcPr>
-            <w:tcW w:w="1552" w:type="dxa"/>
+            <w:tcW w:w="1375" w:type="dxa"/>
             <w:tcBorders>
               <w:top w:val="single" w:sz="6" w:space="0" w:color="000000"/>
               <w:left w:val="single" w:sz="6" w:space="0" w:color="000000"/>
@@ -841,17 +1230,25 @@
               <w:spacing w:after="0" w:line="259" w:lineRule="auto"/>
               <w:ind w:left="2" w:firstLine="0"/>
             </w:pPr>
+            <w:proofErr w:type="spellStart"/>
             <w:r>
               <w:rPr>
                 <w:sz w:val="20"/>
               </w:rPr>
-              <w:t xml:space="preserve">Итого: </w:t>
+              <w:t>Итого</w:t>
+            </w:r>
+            <w:proofErr w:type="spellEnd"/>
+            <w:r>
+              <w:rPr>
+                <w:sz w:val="20"/>
+              </w:rPr>
+              <w:t xml:space="preserve">: </w:t>
             </w:r>
           </w:p>
         </w:tc>
         <w:tc>
           <w:tcPr>
-            <w:tcW w:w="1212" w:type="dxa"/>
+            <w:tcW w:w="1369" w:type="dxa"/>
             <w:tcBorders>
               <w:top w:val="single" w:sz="6" w:space="0" w:color="000000"/>
               <w:left w:val="single" w:sz="6" w:space="0" w:color="000000"/>
@@ -869,13 +1266,41 @@
                 <w:szCs w:val="20"/>
               </w:rPr>
             </w:pPr>
+            <w:proofErr w:type="gramStart"/>
             <w:r>
               <w:rPr>
                 <w:sz w:val="20"/>
                 <w:szCs w:val="20"/>
                 <w:lang w:val="en-GB"/>
               </w:rPr>
-              <w:t>{{ total_sum }}</w:t>
+              <w:t xml:space="preserve">{{ </w:t>
+            </w:r>
+            <w:proofErr w:type="spellStart"/>
+            <w:r>
+              <w:rPr>
+                <w:sz w:val="20"/>
+                <w:szCs w:val="20"/>
+                <w:lang w:val="en-GB"/>
+              </w:rPr>
+              <w:t>total</w:t>
+            </w:r>
+            <w:proofErr w:type="gramEnd"/>
+            <w:r>
+              <w:rPr>
+                <w:sz w:val="20"/>
+                <w:szCs w:val="20"/>
+                <w:lang w:val="en-GB"/>
+              </w:rPr>
+              <w:t>_sum</w:t>
+            </w:r>
+            <w:proofErr w:type="spellEnd"/>
+            <w:r>
+              <w:rPr>
+                <w:sz w:val="20"/>
+                <w:szCs w:val="20"/>
+                <w:lang w:val="en-GB"/>
+              </w:rPr>
+              <w:t xml:space="preserve"> }}</w:t>
             </w:r>
           </w:p>
         </w:tc>
@@ -886,7 +1311,27 @@
         </w:trPr>
         <w:tc>
           <w:tcPr>
-            <w:tcW w:w="6612" w:type="dxa"/>
+            <w:tcW w:w="556" w:type="dxa"/>
+            <w:tcBorders>
+              <w:top w:val="single" w:sz="6" w:space="0" w:color="000000"/>
+              <w:left w:val="single" w:sz="6" w:space="0" w:color="000000"/>
+              <w:bottom w:val="single" w:sz="6" w:space="0" w:color="000000"/>
+              <w:right w:val="single" w:sz="6" w:space="0" w:color="000000"/>
+            </w:tcBorders>
+          </w:tcPr>
+          <w:p>
+            <w:pPr>
+              <w:spacing w:after="0" w:line="259" w:lineRule="auto"/>
+              <w:ind w:left="8" w:firstLine="0"/>
+              <w:rPr>
+                <w:sz w:val="20"/>
+              </w:rPr>
+            </w:pPr>
+          </w:p>
+        </w:tc>
+        <w:tc>
+          <w:tcPr>
+            <w:tcW w:w="5360" w:type="dxa"/>
             <w:tcBorders>
               <w:top w:val="single" w:sz="6" w:space="0" w:color="000000"/>
               <w:left w:val="single" w:sz="6" w:space="0" w:color="000000"/>
@@ -899,29 +1344,25 @@
               <w:spacing w:after="0" w:line="259" w:lineRule="auto"/>
               <w:ind w:left="8" w:firstLine="0"/>
             </w:pPr>
+            <w:proofErr w:type="spellStart"/>
             <w:r>
               <w:rPr>
                 <w:sz w:val="20"/>
               </w:rPr>
-              <w:t>Предоплата 50</w:t>
-            </w:r>
+              <w:t>Предоплата</w:t>
+            </w:r>
+            <w:proofErr w:type="spellEnd"/>
             <w:r>
               <w:rPr>
                 <w:sz w:val="20"/>
               </w:rPr>
-              <w:t>%</w:t>
-            </w:r>
-            <w:r>
-              <w:rPr>
-                <w:sz w:val="20"/>
-              </w:rPr>
-              <w:t xml:space="preserve"> </w:t>
+              <w:t xml:space="preserve"> 50% </w:t>
             </w:r>
           </w:p>
         </w:tc>
         <w:tc>
           <w:tcPr>
-            <w:tcW w:w="978" w:type="dxa"/>
+            <w:tcW w:w="1251" w:type="dxa"/>
             <w:tcBorders>
               <w:top w:val="single" w:sz="6" w:space="0" w:color="000000"/>
               <w:left w:val="single" w:sz="6" w:space="0" w:color="000000"/>
@@ -944,7 +1385,7 @@
         </w:tc>
         <w:tc>
           <w:tcPr>
-            <w:tcW w:w="1552" w:type="dxa"/>
+            <w:tcW w:w="1375" w:type="dxa"/>
             <w:tcBorders>
               <w:top w:val="single" w:sz="6" w:space="0" w:color="000000"/>
               <w:left w:val="single" w:sz="6" w:space="0" w:color="000000"/>
@@ -962,7 +1403,7 @@
         </w:tc>
         <w:tc>
           <w:tcPr>
-            <w:tcW w:w="1212" w:type="dxa"/>
+            <w:tcW w:w="1369" w:type="dxa"/>
             <w:tcBorders>
               <w:top w:val="single" w:sz="6" w:space="0" w:color="000000"/>
               <w:left w:val="single" w:sz="6" w:space="0" w:color="000000"/>
@@ -1023,7 +1464,15 @@
           <w:sz w:val="28"/>
           <w:lang w:val="ru-RU"/>
         </w:rPr>
-        <w:t xml:space="preserve"> {{ </w:t>
+        <w:t xml:space="preserve"> </w:t>
+      </w:r>
+      <w:proofErr w:type="gramStart"/>
+      <w:r>
+        <w:rPr>
+          <w:sz w:val="28"/>
+          <w:lang w:val="ru-RU"/>
+        </w:rPr>
+        <w:t xml:space="preserve">{{ </w:t>
       </w:r>
       <w:r>
         <w:rPr>
@@ -1032,6 +1481,7 @@
         </w:rPr>
         <w:t>total</w:t>
       </w:r>
+      <w:proofErr w:type="gramEnd"/>
       <w:r>
         <w:rPr>
           <w:sz w:val="28"/>
@@ -1039,6 +1489,7 @@
         </w:rPr>
         <w:t>_</w:t>
       </w:r>
+      <w:proofErr w:type="gramStart"/>
       <w:r>
         <w:rPr>
           <w:sz w:val="28"/>
@@ -1051,7 +1502,15 @@
           <w:sz w:val="28"/>
           <w:lang w:val="ru-RU"/>
         </w:rPr>
-        <w:t xml:space="preserve"> }} </w:t>
+        <w:t xml:space="preserve"> }</w:t>
+      </w:r>
+      <w:proofErr w:type="gramEnd"/>
+      <w:r>
+        <w:rPr>
+          <w:sz w:val="28"/>
+          <w:lang w:val="ru-RU"/>
+        </w:rPr>
+        <w:t xml:space="preserve">} </w:t>
       </w:r>
       <w:r>
         <w:rPr>
@@ -1113,15 +1572,34 @@
           <w:sz w:val="18"/>
           <w:lang w:val="ru-RU"/>
         </w:rPr>
-        <w:t xml:space="preserve">В том числе НДС: </w:t>
-      </w:r>
+        <w:t>В том числе НДС</w:t>
+      </w:r>
+      <w:proofErr w:type="gramStart"/>
       <w:r>
         <w:rPr>
           <w:rFonts w:ascii="Arial" w:eastAsia="Arial" w:hAnsi="Arial" w:cs="Arial"/>
           <w:b/>
-          <w:lang w:val="ru-RU"/>
-        </w:rPr>
-        <w:t xml:space="preserve">Без налога НДС </w:t>
+          <w:sz w:val="18"/>
+          <w:lang w:val="ru-RU"/>
+        </w:rPr>
+        <w:t xml:space="preserve">: </w:t>
+      </w:r>
+      <w:r>
+        <w:rPr>
+          <w:rFonts w:ascii="Arial" w:eastAsia="Arial" w:hAnsi="Arial" w:cs="Arial"/>
+          <w:b/>
+          <w:lang w:val="ru-RU"/>
+        </w:rPr>
+        <w:t>Без</w:t>
+      </w:r>
+      <w:proofErr w:type="gramEnd"/>
+      <w:r>
+        <w:rPr>
+          <w:rFonts w:ascii="Arial" w:eastAsia="Arial" w:hAnsi="Arial" w:cs="Arial"/>
+          <w:b/>
+          <w:lang w:val="ru-RU"/>
+        </w:rPr>
+        <w:t xml:space="preserve"> налога НДС </w:t>
       </w:r>
     </w:p>
     <w:p>
@@ -1134,6 +1612,7 @@
           <w:lang w:val="ru-RU"/>
         </w:rPr>
       </w:pPr>
+      <w:proofErr w:type="gramStart"/>
       <w:r>
         <w:rPr>
           <w:sz w:val="24"/>
@@ -1148,6 +1627,7 @@
         </w:rPr>
         <w:t>total</w:t>
       </w:r>
+      <w:proofErr w:type="gramEnd"/>
       <w:r>
         <w:rPr>
           <w:sz w:val="24"/>
@@ -1155,6 +1635,7 @@
         </w:rPr>
         <w:t>_</w:t>
       </w:r>
+      <w:proofErr w:type="gramStart"/>
       <w:r>
         <w:rPr>
           <w:sz w:val="24"/>
@@ -1167,7 +1648,15 @@
           <w:sz w:val="24"/>
           <w:lang w:val="ru-RU"/>
         </w:rPr>
-        <w:t xml:space="preserve"> }} </w:t>
+        <w:t xml:space="preserve"> }</w:t>
+      </w:r>
+      <w:proofErr w:type="gramEnd"/>
+      <w:r>
+        <w:rPr>
+          <w:sz w:val="24"/>
+          <w:lang w:val="ru-RU"/>
+        </w:rPr>
+        <w:t xml:space="preserve">} </w:t>
       </w:r>
       <w:r>
         <w:rPr>
@@ -1288,11 +1777,33 @@
           <w:lang w:val="ru-RU"/>
         </w:rPr>
       </w:pPr>
-      <w:r>
-        <w:rPr>
-          <w:lang w:val="ru-RU"/>
-        </w:rPr>
-        <w:t xml:space="preserve">Исполнитель:     __________________  / </w:t>
+      <w:proofErr w:type="gramStart"/>
+      <w:r>
+        <w:rPr>
+          <w:lang w:val="ru-RU"/>
+        </w:rPr>
+        <w:t xml:space="preserve">Исполнитель:   </w:t>
+      </w:r>
+      <w:proofErr w:type="gramEnd"/>
+      <w:r>
+        <w:rPr>
+          <w:lang w:val="ru-RU"/>
+        </w:rPr>
+        <w:t xml:space="preserve">  _________________</w:t>
+      </w:r>
+      <w:proofErr w:type="gramStart"/>
+      <w:r>
+        <w:rPr>
+          <w:lang w:val="ru-RU"/>
+        </w:rPr>
+        <w:t>_  /</w:t>
+      </w:r>
+      <w:proofErr w:type="gramEnd"/>
+      <w:r>
+        <w:rPr>
+          <w:lang w:val="ru-RU"/>
+        </w:rPr>
+        <w:t xml:space="preserve"> </w:t>
       </w:r>
       <w:r>
         <w:rPr>
@@ -1305,7 +1816,21 @@
         <w:rPr>
           <w:lang w:val="ru-RU"/>
         </w:rPr>
-        <w:t xml:space="preserve">/                                                       Заказчик:   _______________ / _______ /   </w:t>
+        <w:t xml:space="preserve">/                                                       </w:t>
+      </w:r>
+      <w:proofErr w:type="gramStart"/>
+      <w:r>
+        <w:rPr>
+          <w:lang w:val="ru-RU"/>
+        </w:rPr>
+        <w:t xml:space="preserve">Заказчик:   </w:t>
+      </w:r>
+      <w:proofErr w:type="gramEnd"/>
+      <w:r>
+        <w:rPr>
+          <w:lang w:val="ru-RU"/>
+        </w:rPr>
+        <w:t xml:space="preserve">_______________ / _______ /   </w:t>
       </w:r>
     </w:p>
     <w:p>

--- a/docs/template_act_veng.docx
+++ b/docs/template_act_veng.docx
@@ -346,7 +346,6 @@
         </w:rPr>
         <w:t xml:space="preserve">Заказчик: </w:t>
       </w:r>
-      <w:proofErr w:type="gramStart"/>
       <w:r>
         <w:rPr>
           <w:sz w:val="28"/>
@@ -362,23 +361,21 @@
         </w:rPr>
         <w:t>client</w:t>
       </w:r>
-      <w:proofErr w:type="gramEnd"/>
       <w:r>
         <w:rPr>
           <w:sz w:val="28"/>
           <w:szCs w:val="28"/>
           <w:lang w:val="ru-RU"/>
         </w:rPr>
-        <w:t xml:space="preserve"> }</w:t>
-      </w:r>
-      <w:proofErr w:type="gramStart"/>
+        <w:t xml:space="preserve"> }}</w:t>
+      </w:r>
       <w:r>
         <w:rPr>
           <w:sz w:val="28"/>
           <w:szCs w:val="28"/>
           <w:lang w:val="ru-RU"/>
         </w:rPr>
-        <w:t>}</w:t>
+        <w:t>,</w:t>
       </w:r>
       <w:r>
         <w:rPr>
@@ -386,24 +383,15 @@
           <w:szCs w:val="28"/>
           <w:lang w:val="ru-RU"/>
         </w:rPr>
-        <w:t>,</w:t>
+        <w:t xml:space="preserve">  {{ </w:t>
       </w:r>
       <w:r>
         <w:rPr>
           <w:sz w:val="28"/>
           <w:szCs w:val="28"/>
-          <w:lang w:val="ru-RU"/>
-        </w:rPr>
-        <w:t xml:space="preserve">  {{ </w:t>
-      </w:r>
-      <w:r>
-        <w:rPr>
-          <w:sz w:val="28"/>
-          <w:szCs w:val="28"/>
         </w:rPr>
         <w:t>phone</w:t>
       </w:r>
-      <w:proofErr w:type="gramEnd"/>
       <w:r>
         <w:rPr>
           <w:sz w:val="28"/>
@@ -692,38 +680,22 @@
                 <w:sz w:val="22"/>
                 <w:szCs w:val="22"/>
               </w:rPr>
-              <w:t xml:space="preserve">{% for item in items </w:t>
-            </w:r>
-            <w:proofErr w:type="gramStart"/>
+              <w:t>{% for item in items %}</w:t>
+            </w:r>
             <w:r>
               <w:rPr>
                 <w:sz w:val="22"/>
                 <w:szCs w:val="22"/>
               </w:rPr>
-              <w:t>%}</w:t>
-            </w:r>
+              <w:t xml:space="preserve">{{ </w:t>
+            </w:r>
+            <w:proofErr w:type="spellStart"/>
             <w:r>
               <w:rPr>
                 <w:sz w:val="22"/>
                 <w:szCs w:val="22"/>
               </w:rPr>
-              <w:t xml:space="preserve">{{ </w:t>
-            </w:r>
-            <w:proofErr w:type="spellStart"/>
-            <w:r>
-              <w:rPr>
-                <w:sz w:val="22"/>
-                <w:szCs w:val="22"/>
-              </w:rPr>
-              <w:t>loop</w:t>
-            </w:r>
-            <w:proofErr w:type="gramEnd"/>
-            <w:r>
-              <w:rPr>
-                <w:sz w:val="22"/>
-                <w:szCs w:val="22"/>
-              </w:rPr>
-              <w:t>.index</w:t>
+              <w:t>loop.index</w:t>
             </w:r>
             <w:proofErr w:type="spellEnd"/>
             <w:r>
@@ -754,21 +726,12 @@
                 <w:szCs w:val="22"/>
               </w:rPr>
             </w:pPr>
-            <w:proofErr w:type="gramStart"/>
             <w:r>
               <w:rPr>
                 <w:sz w:val="22"/>
                 <w:szCs w:val="22"/>
               </w:rPr>
-              <w:t>{{ item.name</w:t>
-            </w:r>
-            <w:proofErr w:type="gramEnd"/>
-            <w:r>
-              <w:rPr>
-                <w:sz w:val="22"/>
-                <w:szCs w:val="22"/>
-              </w:rPr>
-              <w:t xml:space="preserve"> }}</w:t>
+              <w:t>{{ item.name }}</w:t>
             </w:r>
           </w:p>
           <w:p>
@@ -781,7 +744,6 @@
                 <w:lang w:val="en-GB"/>
               </w:rPr>
             </w:pPr>
-            <w:proofErr w:type="gramStart"/>
             <w:r>
               <w:rPr>
                 <w:sz w:val="22"/>
@@ -795,39 +757,15 @@
                 <w:sz w:val="22"/>
                 <w:szCs w:val="22"/>
               </w:rPr>
-              <w:t>item</w:t>
-            </w:r>
-            <w:proofErr w:type="gramEnd"/>
+              <w:t>item.desc</w:t>
+            </w:r>
+            <w:proofErr w:type="spellEnd"/>
             <w:r>
               <w:rPr>
                 <w:sz w:val="22"/>
                 <w:szCs w:val="22"/>
               </w:rPr>
-              <w:t>.</w:t>
-            </w:r>
-            <w:proofErr w:type="gramStart"/>
-            <w:r>
-              <w:rPr>
-                <w:sz w:val="22"/>
-                <w:szCs w:val="22"/>
-              </w:rPr>
-              <w:t>desc</w:t>
-            </w:r>
-            <w:proofErr w:type="spellEnd"/>
-            <w:r>
-              <w:rPr>
-                <w:sz w:val="22"/>
-                <w:szCs w:val="22"/>
-              </w:rPr>
-              <w:t xml:space="preserve"> }</w:t>
-            </w:r>
-            <w:proofErr w:type="gramEnd"/>
-            <w:r>
-              <w:rPr>
-                <w:sz w:val="22"/>
-                <w:szCs w:val="22"/>
-              </w:rPr>
-              <w:t>}</w:t>
+              <w:t xml:space="preserve"> }}</w:t>
             </w:r>
             <w:r>
               <w:rPr>
@@ -860,7 +798,6 @@
                 <w:lang w:val="en-GB"/>
               </w:rPr>
             </w:pPr>
-            <w:proofErr w:type="gramStart"/>
             <w:r>
               <w:rPr>
                 <w:sz w:val="22"/>
@@ -877,7 +814,6 @@
               <w:t>item.qty</w:t>
             </w:r>
             <w:proofErr w:type="spellEnd"/>
-            <w:proofErr w:type="gramEnd"/>
             <w:r>
               <w:rPr>
                 <w:sz w:val="22"/>
@@ -908,7 +844,6 @@
                 <w:lang w:val="ru-RU"/>
               </w:rPr>
             </w:pPr>
-            <w:proofErr w:type="gramStart"/>
             <w:r>
               <w:rPr>
                 <w:sz w:val="22"/>
@@ -922,15 +857,7 @@
                 <w:sz w:val="22"/>
                 <w:szCs w:val="22"/>
               </w:rPr>
-              <w:t>item</w:t>
-            </w:r>
-            <w:proofErr w:type="gramEnd"/>
-            <w:r>
-              <w:rPr>
-                <w:sz w:val="22"/>
-                <w:szCs w:val="22"/>
-              </w:rPr>
-              <w:t>.price</w:t>
+              <w:t>item.price</w:t>
             </w:r>
             <w:proofErr w:type="spellEnd"/>
             <w:r>
@@ -963,7 +890,6 @@
                 <w:lang w:val="en-GB"/>
               </w:rPr>
             </w:pPr>
-            <w:proofErr w:type="gramStart"/>
             <w:r>
               <w:rPr>
                 <w:sz w:val="22"/>
@@ -979,16 +905,7 @@
                 <w:szCs w:val="22"/>
                 <w:lang w:val="en-GB"/>
               </w:rPr>
-              <w:t>item</w:t>
-            </w:r>
-            <w:proofErr w:type="gramEnd"/>
-            <w:r>
-              <w:rPr>
-                <w:sz w:val="22"/>
-                <w:szCs w:val="22"/>
-                <w:lang w:val="en-GB"/>
-              </w:rPr>
-              <w:t>.total</w:t>
+              <w:t>item.total</w:t>
             </w:r>
             <w:proofErr w:type="spellEnd"/>
             <w:r>
@@ -1026,6 +943,31 @@
                 <w:lang w:val="ru-RU"/>
               </w:rPr>
             </w:pPr>
+            <w:r>
+              <w:rPr>
+                <w:sz w:val="22"/>
+                <w:szCs w:val="22"/>
+                <w:lang w:val="ru-RU"/>
+              </w:rPr>
+              <w:t xml:space="preserve">{% </w:t>
+            </w:r>
+            <w:proofErr w:type="spellStart"/>
+            <w:r>
+              <w:rPr>
+                <w:sz w:val="22"/>
+                <w:szCs w:val="22"/>
+              </w:rPr>
+              <w:t>endfor</w:t>
+            </w:r>
+            <w:proofErr w:type="spellEnd"/>
+            <w:r>
+              <w:rPr>
+                <w:sz w:val="22"/>
+                <w:szCs w:val="22"/>
+                <w:lang w:val="ru-RU"/>
+              </w:rPr>
+              <w:t xml:space="preserve"> %}</w:t>
+            </w:r>
           </w:p>
         </w:tc>
         <w:tc>
@@ -1049,52 +991,10 @@
             </w:pPr>
             <w:r>
               <w:rPr>
-                <w:sz w:val="22"/>
-                <w:szCs w:val="22"/>
-                <w:lang w:val="ru-RU"/>
-              </w:rPr>
-              <w:t xml:space="preserve">{% </w:t>
-            </w:r>
-            <w:proofErr w:type="spellStart"/>
-            <w:r>
-              <w:rPr>
-                <w:sz w:val="22"/>
-                <w:szCs w:val="22"/>
-              </w:rPr>
-              <w:t>endfor</w:t>
-            </w:r>
-            <w:proofErr w:type="spellEnd"/>
-            <w:r>
-              <w:rPr>
-                <w:sz w:val="22"/>
-                <w:szCs w:val="22"/>
-                <w:lang w:val="ru-RU"/>
-              </w:rPr>
-              <w:t xml:space="preserve"> </w:t>
-            </w:r>
-            <w:proofErr w:type="gramStart"/>
-            <w:r>
-              <w:rPr>
-                <w:sz w:val="22"/>
-                <w:szCs w:val="22"/>
-                <w:lang w:val="ru-RU"/>
-              </w:rPr>
-              <w:t>%}</w:t>
-            </w:r>
-            <w:r>
-              <w:rPr>
                 <w:sz w:val="23"/>
                 <w:lang w:val="ru-RU"/>
               </w:rPr>
-              <w:t>Срок</w:t>
-            </w:r>
-            <w:proofErr w:type="gramEnd"/>
-            <w:r>
-              <w:rPr>
-                <w:sz w:val="23"/>
-                <w:lang w:val="ru-RU"/>
-              </w:rPr>
-              <w:t xml:space="preserve"> изготовления: </w:t>
+              <w:t xml:space="preserve">Срок изготовления: </w:t>
             </w:r>
             <w:proofErr w:type="gramStart"/>
             <w:r>
@@ -1846,6 +1746,7 @@
           <w:color w:val="70AD47"/>
           <w:lang w:val="ru-RU"/>
         </w:rPr>
+        <w:lastRenderedPageBreak/>
         <w:t xml:space="preserve"> </w:t>
       </w:r>
       <w:r>
